--- a/courseware/LG-Certified Lean Six Sigma Green Belt (CLSSGB) Training.docx
+++ b/courseware/LG-Certified Lean Six Sigma Green Belt (CLSSGB) Training.docx
@@ -179,7 +179,7 @@
           <w:color w:val="1F6FEB"/>
           <w:sz w:val="24"/>
         </w:rPr>
-        <w:t>Version 4</w:t>
+        <w:t>Version 5</w:t>
       </w:r>
     </w:p>
     <w:p>
@@ -482,7 +482,7 @@
               <w:rPr>
                 <w:sz w:val="19"/>
               </w:rPr>
-              <w:t>19 July 2026</w:t>
+              <w:t>23 September 2026</w:t>
             </w:r>
           </w:p>
         </w:tc>
@@ -515,6 +515,64 @@
           </w:p>
         </w:tc>
       </w:tr>
+      <w:tr>
+        <w:tc>
+          <w:tcPr>
+            <w:tcW w:type="dxa" w:w="2160"/>
+          </w:tcPr>
+          <w:p>
+            <w:r/>
+            <w:r>
+              <w:rPr>
+                <w:sz w:val="19"/>
+              </w:rPr>
+              <w:t>5</w:t>
+            </w:r>
+          </w:p>
+        </w:tc>
+        <w:tc>
+          <w:tcPr>
+            <w:tcW w:type="dxa" w:w="2160"/>
+          </w:tcPr>
+          <w:p>
+            <w:r/>
+            <w:r>
+              <w:rPr>
+                <w:sz w:val="19"/>
+              </w:rPr>
+              <w:t>23 September 2026</w:t>
+            </w:r>
+          </w:p>
+        </w:tc>
+        <w:tc>
+          <w:tcPr>
+            <w:tcW w:type="dxa" w:w="2160"/>
+          </w:tcPr>
+          <w:p>
+            <w:r/>
+            <w:r>
+              <w:rPr>
+                <w:sz w:val="19"/>
+              </w:rPr>
+              <w:t>Restructured the labs so each lab owns a folder (labs/lab-NN-&lt;name&gt;/) containing its lab sheet and a data/ folder of Excel workbooks. Added 28 mock datasets generated from one reconciled month of Northwind order-fulfilment data - 4,200 orders with 357 late (8.5%), the exact baseline quoted in the WA (SAQ) and PP assessment papers - so every figure a learner calculates reconciles across the labs, the slides, the Learner Guide and the assessment. Lab steps now name the workbook and columns they operate on instead of referring to unspecified data.</w:t>
+            </w:r>
+          </w:p>
+        </w:tc>
+        <w:tc>
+          <w:tcPr>
+            <w:tcW w:type="dxa" w:w="2160"/>
+          </w:tcPr>
+          <w:p>
+            <w:r/>
+            <w:r>
+              <w:rPr>
+                <w:sz w:val="19"/>
+              </w:rPr>
+              <w:t>Dr. Alfred Ang</w:t>
+            </w:r>
+          </w:p>
+        </w:tc>
+      </w:tr>
     </w:tbl>
     <w:p>
       <w:r>
@@ -550,7 +608,7 @@
         </w:rPr>
         <w:t>Introduction</w:t>
         <w:tab/>
-        <w:t>5</w:t>
+        <w:t>4</w:t>
       </w:r>
     </w:p>
     <w:p>
@@ -569,7 +627,7 @@
         </w:rPr>
         <w:t>Course Learning Outcomes</w:t>
         <w:tab/>
-        <w:t>5</w:t>
+        <w:t>4</w:t>
       </w:r>
     </w:p>
     <w:p>
@@ -588,7 +646,7 @@
         </w:rPr>
         <w:t>Skills Framework Alignment</w:t>
         <w:tab/>
-        <w:t>5</w:t>
+        <w:t>4</w:t>
       </w:r>
     </w:p>
     <w:p>
@@ -607,7 +665,7 @@
         </w:rPr>
         <w:t>Before You Start</w:t>
         <w:tab/>
-        <w:t>6</w:t>
+        <w:t>4</w:t>
       </w:r>
     </w:p>
     <w:p>
@@ -626,7 +684,7 @@
         </w:rPr>
         <w:t>FOUNDATIONS — Six Sigma Foundations &amp; The Green Belt Role  (10%)</w:t>
         <w:tab/>
-        <w:t>7</w:t>
+        <w:t>4</w:t>
       </w:r>
     </w:p>
     <w:p>
@@ -646,7 +704,7 @@
         </w:rPr>
         <w:t>Lab 1 — The Green Belt Role, Project Selection and Business Case  [Core]</w:t>
         <w:tab/>
-        <w:t>7</w:t>
+        <w:t>4</w:t>
       </w:r>
     </w:p>
     <w:p>
@@ -666,7 +724,7 @@
         </w:rPr>
         <w:t>Lab 2 — Y = f(X), Sigma Level, DPMO and the DMAIC Roadmap  [Core]</w:t>
         <w:tab/>
-        <w:t>9</w:t>
+        <w:t>4</w:t>
       </w:r>
     </w:p>
     <w:p>
@@ -685,7 +743,7 @@
         </w:rPr>
         <w:t>DEFINE — Define — Scope the Problem  (18%)</w:t>
         <w:tab/>
-        <w:t>10</w:t>
+        <w:t>4</w:t>
       </w:r>
     </w:p>
     <w:p>
@@ -705,7 +763,7 @@
         </w:rPr>
         <w:t>Lab 3 — Voice of the Customer, Affinity Diagram and Kano Analysis  [Core]</w:t>
         <w:tab/>
-        <w:t>11</w:t>
+        <w:t>4</w:t>
       </w:r>
     </w:p>
     <w:p>
@@ -725,7 +783,7 @@
         </w:rPr>
         <w:t>Lab 4 — CTQ Tree — Translating Customer Needs into Measurable Requirements  [Core]</w:t>
         <w:tab/>
-        <w:t>12</w:t>
+        <w:t>4</w:t>
       </w:r>
     </w:p>
     <w:p>
@@ -745,7 +803,7 @@
         </w:rPr>
         <w:t>Lab 5 — Project Charter, Problem Statement, Goal Statement and Scope  [Core]</w:t>
         <w:tab/>
-        <w:t>14</w:t>
+        <w:t>4</w:t>
       </w:r>
     </w:p>
     <w:p>
@@ -765,7 +823,7 @@
         </w:rPr>
         <w:t>Lab 6 — SIPOC, Stakeholder Analysis and RACI  [Core]</w:t>
         <w:tab/>
-        <w:t>15</w:t>
+        <w:t>4</w:t>
       </w:r>
     </w:p>
     <w:p>
@@ -784,7 +842,7 @@
         </w:rPr>
         <w:t>MEASURE — Measure — Quantify Performance  (24%)</w:t>
         <w:tab/>
-        <w:t>17</w:t>
+        <w:t>4</w:t>
       </w:r>
     </w:p>
     <w:p>
@@ -804,7 +862,7 @@
         </w:rPr>
         <w:t>Lab 7 — Detailed Process Mapping and Swimlane Analysis  [Core]</w:t>
         <w:tab/>
-        <w:t>18</w:t>
+        <w:t>4</w:t>
       </w:r>
     </w:p>
     <w:p>
@@ -824,7 +882,7 @@
         </w:rPr>
         <w:t>Lab 8 — Value Stream Mapping, Takt Time and the Eight Wastes  [Core]</w:t>
         <w:tab/>
-        <w:t>19</w:t>
+        <w:t>4</w:t>
       </w:r>
     </w:p>
     <w:p>
@@ -844,7 +902,7 @@
         </w:rPr>
         <w:t>Lab 9 — Data Types, Operational Definitions and the Data Collection Plan  [Core]</w:t>
         <w:tab/>
-        <w:t>21</w:t>
+        <w:t>4</w:t>
       </w:r>
     </w:p>
     <w:p>
@@ -864,7 +922,7 @@
         </w:rPr>
         <w:t>Lab 10 — Sampling Techniques and Sample Size Calculation  [Core]</w:t>
         <w:tab/>
-        <w:t>22</w:t>
+        <w:t>4</w:t>
       </w:r>
     </w:p>
     <w:p>
@@ -884,7 +942,7 @@
         </w:rPr>
         <w:t>Lab 11 — Measurement System Analysis and Gage R&amp;R  [Core]</w:t>
         <w:tab/>
-        <w:t>24</w:t>
+        <w:t>4</w:t>
       </w:r>
     </w:p>
     <w:p>
@@ -904,7 +962,7 @@
         </w:rPr>
         <w:t>Lab 12 — Yield, DPU, DPO, DPMO, RTY and the Hidden Factory  [Core]</w:t>
         <w:tab/>
-        <w:t>25</w:t>
+        <w:t>4</w:t>
       </w:r>
     </w:p>
     <w:p>
@@ -924,7 +982,7 @@
         </w:rPr>
         <w:t>Lab 13 — Descriptive Statistics, Normality and Baseline Process Capability  [Core]</w:t>
         <w:tab/>
-        <w:t>27</w:t>
+        <w:t>4</w:t>
       </w:r>
     </w:p>
     <w:p>
@@ -943,7 +1001,7 @@
         </w:rPr>
         <w:t>ANALYZE — Analyze — Find and Prove the Root Cause  (26%)</w:t>
         <w:tab/>
-        <w:t>29</w:t>
+        <w:t>4</w:t>
       </w:r>
     </w:p>
     <w:p>
@@ -963,7 +1021,7 @@
         </w:rPr>
         <w:t>Lab 14 — Variation, Run Charts and Stability Analysis  [Core]</w:t>
         <w:tab/>
-        <w:t>29</w:t>
+        <w:t>4</w:t>
       </w:r>
     </w:p>
     <w:p>
@@ -983,7 +1041,7 @@
         </w:rPr>
         <w:t>Lab 15 — Pareto Analysis, Stratification and Boxplots  [Core]</w:t>
         <w:tab/>
-        <w:t>31</w:t>
+        <w:t>4</w:t>
       </w:r>
     </w:p>
     <w:p>
@@ -1003,7 +1061,7 @@
         </w:rPr>
         <w:t>Lab 16 — Fishbone, 5 Whys, Multi-Voting and Cause Prioritisation  [Core]</w:t>
         <w:tab/>
-        <w:t>32</w:t>
+        <w:t>4</w:t>
       </w:r>
     </w:p>
     <w:p>
@@ -1023,7 +1081,7 @@
         </w:rPr>
         <w:t>Lab 17 — Hypothesis Testing — Test Selection, p-values and Conclusions  [Core]</w:t>
         <w:tab/>
-        <w:t>34</w:t>
+        <w:t>4</w:t>
       </w:r>
     </w:p>
     <w:p>
@@ -1043,7 +1101,7 @@
         </w:rPr>
         <w:t>Lab 18 — Correlation, Regression and Quantifying the X-Y Relationship  [Core]</w:t>
         <w:tab/>
-        <w:t>36</w:t>
+        <w:t>4</w:t>
       </w:r>
     </w:p>
     <w:p>
@@ -1062,7 +1120,7 @@
         </w:rPr>
         <w:t>IMPROVE — Improve — Select, De-Risk and Pilot the Fix  (12%)</w:t>
         <w:tab/>
-        <w:t>37</w:t>
+        <w:t>4</w:t>
       </w:r>
     </w:p>
     <w:p>
@@ -1082,7 +1140,7 @@
         </w:rPr>
         <w:t>Lab 19 — Solution Generation, Benchmarking and Brainwriting  [Core]</w:t>
         <w:tab/>
-        <w:t>38</w:t>
+        <w:t>4</w:t>
       </w:r>
     </w:p>
     <w:p>
@@ -1102,7 +1160,7 @@
         </w:rPr>
         <w:t>Lab 20 — Lean Countermeasures — 5S, Poka-Yoke, Pull, JIT and Standard Work  [Core]</w:t>
         <w:tab/>
-        <w:t>40</w:t>
+        <w:t>4</w:t>
       </w:r>
     </w:p>
     <w:p>
@@ -1122,7 +1180,7 @@
         </w:rPr>
         <w:t>Lab 21 — Solution Selection Matrix and Cost-Benefit Analysis  [Core]</w:t>
         <w:tab/>
-        <w:t>41</w:t>
+        <w:t>4</w:t>
       </w:r>
     </w:p>
     <w:p>
@@ -1142,7 +1200,7 @@
         </w:rPr>
         <w:t>Lab 22 — FMEA, Risk Priority Numbers, DOE and Piloting  [Core]</w:t>
         <w:tab/>
-        <w:t>43</w:t>
+        <w:t>4</w:t>
       </w:r>
     </w:p>
     <w:p>
@@ -1161,7 +1219,7 @@
         </w:rPr>
         <w:t>CONTROL — Control — Hold the Gain  (10%)</w:t>
         <w:tab/>
-        <w:t>45</w:t>
+        <w:t>4</w:t>
       </w:r>
     </w:p>
     <w:p>
@@ -1181,7 +1239,7 @@
         </w:rPr>
         <w:t>Lab 23 — Statistical Process Control — Chart Selection and Control Limits  [Core]</w:t>
         <w:tab/>
-        <w:t>45</w:t>
+        <w:t>4</w:t>
       </w:r>
     </w:p>
     <w:p>
@@ -1201,7 +1259,7 @@
         </w:rPr>
         <w:t>Lab 24 — Control Plan, SOP, Visual Management and Response Plan  [Core]</w:t>
         <w:tab/>
-        <w:t>47</w:t>
+        <w:t>4</w:t>
       </w:r>
     </w:p>
     <w:p>
@@ -1221,7 +1279,7 @@
         </w:rPr>
         <w:t>Lab 25 — Verify the Gain, A3 Storyboard, Handover and Project Closure  [Core]</w:t>
         <w:tab/>
-        <w:t>49</w:t>
+        <w:t>4</w:t>
       </w:r>
     </w:p>
     <w:p>
@@ -1240,7 +1298,7 @@
         </w:rPr>
         <w:t>Quick Reference — Formulas You Should Know</w:t>
         <w:tab/>
-        <w:t>51</w:t>
+        <w:t>5</w:t>
       </w:r>
     </w:p>
     <w:p>
@@ -1259,7 +1317,7 @@
         </w:rPr>
         <w:t>Quick Reference — The Eight Wastes (DOWNTIME)</w:t>
         <w:tab/>
-        <w:t>52</w:t>
+        <w:t>5</w:t>
       </w:r>
     </w:p>
     <w:p>
@@ -1278,7 +1336,7 @@
         </w:rPr>
         <w:t>Preparing for the Assessment</w:t>
         <w:tab/>
-        <w:t>52</w:t>
+        <w:t>5</w:t>
       </w:r>
     </w:p>
     <w:p>
@@ -1297,7 +1355,7 @@
         </w:rPr>
         <w:t>Glossary</w:t>
         <w:tab/>
-        <w:t>52</w:t>
+        <w:t>5</w:t>
       </w:r>
     </w:p>
     <w:p>
@@ -1644,6 +1702,14 @@
       </w:pPr>
       <w:r>
         <w:t>Tables shown in the steps can be built in a spreadsheet or on the worksheet provided.</w:t>
+      </w:r>
+    </w:p>
+    <w:p>
+      <w:pPr>
+        <w:pStyle w:val="ListBullet"/>
+      </w:pPr>
+      <w:r>
+        <w:t>Each lab folder has a data/ folder with the Excel workbook(s) that lab works on.</w:t>
       </w:r>
     </w:p>
     <w:p>
@@ -1841,6 +1907,24 @@
           <w:color w:val="1F6FEB"/>
           <w:sz w:val="22"/>
         </w:rPr>
+        <w:t>Data for this lab</w:t>
+      </w:r>
+    </w:p>
+    <w:p>
+      <w:pPr>
+        <w:pStyle w:val="ListBullet"/>
+      </w:pPr>
+      <w:r>
+        <w:t>lab01-project-selection-candidates.xlsx — Four candidate improvement projects screened in Lab 1, with the cost inputs needed to estimate the Cost of Poor Quality for each.</w:t>
+      </w:r>
+    </w:p>
+    <w:p>
+      <w:r>
+        <w:rPr>
+          <w:b/>
+          <w:color w:val="1F6FEB"/>
+          <w:sz w:val="22"/>
+        </w:rPr>
         <w:t>Step-by-step</w:t>
       </w:r>
     </w:p>
@@ -1886,7 +1970,7 @@
         <w:t xml:space="preserve">3.  </w:t>
       </w:r>
       <w:r>
-        <w:t>Read the Northwind scenario. List four candidate improvement projects that could be run in this distribution centre.</w:t>
+        <w:t>Open lab01-project-selection-candidates.xlsx. It lists four candidate improvement projects for this distribution centre with their volume, defect rate and cost inputs.</w:t>
       </w:r>
     </w:p>
     <w:p>
@@ -1931,7 +2015,7 @@
         <w:t xml:space="preserve">6.  </w:t>
       </w:r>
       <w:r>
-        <w:t>Estimate the Cost of Poor Quality for your chosen project: rework hours, expedited freight, credits issued and lost repeat custom.</w:t>
+        <w:t>Estimate the annualised COPQ for each candidate from the workbook: Annual Volume x Defect Rate x (Rework + Expedite + Credit) per unit.</w:t>
       </w:r>
     </w:p>
     <w:p>
@@ -1976,7 +2060,7 @@
         <w:rPr>
           <w:sz w:val="20"/>
         </w:rPr>
-        <w:t>The full worksheet for this lab is in labs/lab-01-*.md.</w:t>
+        <w:t>The full worksheet and the data files for this lab are in labs/lab-01-the-green-belt-role-project-selection-and-business-case/.</w:t>
       </w:r>
     </w:p>
     <w:p/>
@@ -2072,6 +2156,24 @@
           <w:color w:val="1F6FEB"/>
           <w:sz w:val="22"/>
         </w:rPr>
+        <w:t>Data for this lab</w:t>
+      </w:r>
+    </w:p>
+    <w:p>
+      <w:pPr>
+        <w:pStyle w:val="ListBullet"/>
+      </w:pPr>
+      <w:r>
+        <w:t>lab02-baseline-defect-summary.xlsx — The monthly baseline used to calculate the defect rate, DPMO and sigma level. These are the exact figures quoted in the assessment.</w:t>
+      </w:r>
+    </w:p>
+    <w:p>
+      <w:r>
+        <w:rPr>
+          <w:b/>
+          <w:color w:val="1F6FEB"/>
+          <w:sz w:val="22"/>
+        </w:rPr>
         <w:t>Step-by-step</w:t>
       </w:r>
     </w:p>
@@ -2132,7 +2234,7 @@
         <w:t xml:space="preserve">4.  </w:t>
       </w:r>
       <w:r>
-        <w:t>Take the baseline data: 4,200 orders shipped last month, 357 of them late. Calculate the defect rate as a proportion.</w:t>
+        <w:t>Open lab02-baseline-defect-summary.xlsx: 4,200 orders shipped last month, 357 of them late. Calculate the defect rate as a proportion.</w:t>
       </w:r>
     </w:p>
     <w:p>
@@ -2207,7 +2309,7 @@
         <w:rPr>
           <w:sz w:val="20"/>
         </w:rPr>
-        <w:t>The full worksheet for this lab is in labs/lab-02-*.md.</w:t>
+        <w:t>The full worksheet and the data files for this lab are in labs/lab-02-y-fx-sigma-level-dpmo-and-the-dmaic-roadmap/.</w:t>
       </w:r>
     </w:p>
     <w:p/>
@@ -2390,6 +2492,24 @@
           <w:color w:val="1F6FEB"/>
           <w:sz w:val="22"/>
         </w:rPr>
+        <w:t>Data for this lab</w:t>
+      </w:r>
+    </w:p>
+    <w:p>
+      <w:pPr>
+        <w:pStyle w:val="ListBullet"/>
+      </w:pPr>
+      <w:r>
+        <w:t>lab03-voc-raw-statements.xlsx — 18 verbatim customer statements gathered from surveys, the call centre, social media and B2B account reviews — the raw input to the affinity diagram and Kano analysis.</w:t>
+      </w:r>
+    </w:p>
+    <w:p>
+      <w:r>
+        <w:rPr>
+          <w:b/>
+          <w:color w:val="1F6FEB"/>
+          <w:sz w:val="22"/>
+        </w:rPr>
         <w:t>Step-by-step</w:t>
       </w:r>
     </w:p>
@@ -2525,7 +2645,7 @@
         <w:rPr>
           <w:sz w:val="20"/>
         </w:rPr>
-        <w:t>The full worksheet for this lab is in labs/lab-03-*.md.</w:t>
+        <w:t>The full worksheet and the data files for this lab are in labs/lab-03-voice-of-the-customer-affinity-diagram-and-kano-analysis/.</w:t>
       </w:r>
     </w:p>
     <w:p/>
@@ -2621,6 +2741,24 @@
           <w:color w:val="1F6FEB"/>
           <w:sz w:val="22"/>
         </w:rPr>
+        <w:t>Data for this lab</w:t>
+      </w:r>
+    </w:p>
+    <w:p>
+      <w:pPr>
+        <w:pStyle w:val="ListBullet"/>
+      </w:pPr>
+      <w:r>
+        <w:t>lab04-ctq-requirements.xlsx — Customer needs from Lab 3 ready to be translated into measurable CTQs with targets and specification limits.</w:t>
+      </w:r>
+    </w:p>
+    <w:p>
+      <w:r>
+        <w:rPr>
+          <w:b/>
+          <w:color w:val="1F6FEB"/>
+          <w:sz w:val="22"/>
+        </w:rPr>
         <w:t>Step-by-step</w:t>
       </w:r>
     </w:p>
@@ -2756,7 +2894,7 @@
         <w:rPr>
           <w:sz w:val="20"/>
         </w:rPr>
-        <w:t>The full worksheet for this lab is in labs/lab-04-*.md.</w:t>
+        <w:t>The full worksheet and the data files for this lab are in labs/lab-04-ctq-tree-translating-customer-needs-into-measurable-requirem/.</w:t>
       </w:r>
     </w:p>
     <w:p/>
@@ -2852,6 +2990,24 @@
           <w:color w:val="1F6FEB"/>
           <w:sz w:val="22"/>
         </w:rPr>
+        <w:t>Data for this lab</w:t>
+      </w:r>
+    </w:p>
+    <w:p>
+      <w:pPr>
+        <w:pStyle w:val="ListBullet"/>
+      </w:pPr>
+      <w:r>
+        <w:t>lab05-charter-inputs.xlsx — The agreed facts and figures to drop into the project charter — baseline, target, financials, team and milestones.</w:t>
+      </w:r>
+    </w:p>
+    <w:p>
+      <w:r>
+        <w:rPr>
+          <w:b/>
+          <w:color w:val="1F6FEB"/>
+          <w:sz w:val="22"/>
+        </w:rPr>
         <w:t>Step-by-step</w:t>
       </w:r>
     </w:p>
@@ -3002,7 +3158,7 @@
         <w:rPr>
           <w:sz w:val="20"/>
         </w:rPr>
-        <w:t>The full worksheet for this lab is in labs/lab-05-*.md.</w:t>
+        <w:t>The full worksheet and the data files for this lab are in labs/lab-05-project-charter-problem-statement-goal-statement-and-scope/.</w:t>
       </w:r>
     </w:p>
     <w:p/>
@@ -3098,6 +3254,24 @@
           <w:color w:val="1F6FEB"/>
           <w:sz w:val="22"/>
         </w:rPr>
+        <w:t>Data for this lab</w:t>
+      </w:r>
+    </w:p>
+    <w:p>
+      <w:pPr>
+        <w:pStyle w:val="ListBullet"/>
+      </w:pPr>
+      <w:r>
+        <w:t>lab06-sipoc-stakeholders.xlsx — The high-level process steps for the SIPOC plus the stakeholder register to score for influence/interest and assign RACI.</w:t>
+      </w:r>
+    </w:p>
+    <w:p>
+      <w:r>
+        <w:rPr>
+          <w:b/>
+          <w:color w:val="1F6FEB"/>
+          <w:sz w:val="22"/>
+        </w:rPr>
         <w:t>Step-by-step</w:t>
       </w:r>
     </w:p>
@@ -3303,7 +3477,7 @@
         <w:rPr>
           <w:sz w:val="20"/>
         </w:rPr>
-        <w:t>The full worksheet for this lab is in labs/lab-06-*.md.</w:t>
+        <w:t>The full worksheet and the data files for this lab are in labs/lab-06-sipoc-stakeholder-analysis-and-raci/.</w:t>
       </w:r>
     </w:p>
     <w:p/>
@@ -3494,6 +3668,24 @@
           <w:color w:val="1F6FEB"/>
           <w:sz w:val="22"/>
         </w:rPr>
+        <w:t>Data for this lab</w:t>
+      </w:r>
+    </w:p>
+    <w:p>
+      <w:pPr>
+        <w:pStyle w:val="ListBullet"/>
+      </w:pPr>
+      <w:r>
+        <w:t>lab07-process-steps-timing.xlsx — A gemba walk record of the 14 as-is process steps, with the actor, system, observed elapsed time and whether the step crosses to a new actor (a handoff).</w:t>
+      </w:r>
+    </w:p>
+    <w:p>
+      <w:r>
+        <w:rPr>
+          <w:b/>
+          <w:color w:val="1F6FEB"/>
+          <w:sz w:val="22"/>
+        </w:rPr>
         <w:t>Step-by-step</w:t>
       </w:r>
     </w:p>
@@ -3539,7 +3731,7 @@
         <w:t xml:space="preserve">3.  </w:t>
       </w:r>
       <w:r>
-        <w:t>Build the detailed process map with columns: Step, Actor, Activity, System, Time, Handoff (Y/N).</w:t>
+        <w:t>Open lab07-process-steps-timing.xlsx — a gemba walk record of all 14 as-is steps with actor, system, elapsed time and handoff flag. Build the detailed process map from it.</w:t>
       </w:r>
     </w:p>
     <w:p>
@@ -3594,7 +3786,7 @@
         <w:t xml:space="preserve">6.  </w:t>
       </w:r>
       <w:r>
-        <w:t>Count the handoffs — every time the flow crosses a lane boundary. Mark each one, since each is a queue and a risk of information loss.</w:t>
+        <w:t>Count the handoffs in the workbook's Handoff column — every lane crossing is a queue and a risk of information loss.</w:t>
       </w:r>
     </w:p>
     <w:p>
@@ -3669,7 +3861,7 @@
         <w:rPr>
           <w:sz w:val="20"/>
         </w:rPr>
-        <w:t>The full worksheet for this lab is in labs/lab-07-*.md.</w:t>
+        <w:t>The full worksheet and the data files for this lab are in labs/lab-07-detailed-process-mapping-and-swimlane-analysis/.</w:t>
       </w:r>
     </w:p>
     <w:p/>
@@ -3765,6 +3957,24 @@
           <w:color w:val="1F6FEB"/>
           <w:sz w:val="22"/>
         </w:rPr>
+        <w:t>Data for this lab</w:t>
+      </w:r>
+    </w:p>
+    <w:p>
+      <w:pPr>
+        <w:pStyle w:val="ListBullet"/>
+      </w:pPr>
+      <w:r>
+        <w:t>lab08-vsm-timeline-demand.xlsx — Process-box data and the demand figures needed for the timeline ladder, process cycle efficiency and takt time calculations.</w:t>
+      </w:r>
+    </w:p>
+    <w:p>
+      <w:r>
+        <w:rPr>
+          <w:b/>
+          <w:color w:val="1F6FEB"/>
+          <w:sz w:val="22"/>
+        </w:rPr>
         <w:t>Step-by-step</w:t>
       </w:r>
     </w:p>
@@ -3795,7 +4005,7 @@
         <w:t xml:space="preserve">2.  </w:t>
       </w:r>
       <w:r>
-        <w:t>Draw the process boxes left to right, then add a data box under each with cycle time, changeover time, uptime and number of operators.</w:t>
+        <w:t>Open lab08-vsm-timeline-demand.xlsx. Draw the process boxes left to right and add each one's data box: cycle time, changeover, uptime and operators.</w:t>
       </w:r>
     </w:p>
     <w:p>
@@ -3855,7 +4065,7 @@
         <w:t xml:space="preserve">6.  </w:t>
       </w:r>
       <w:r>
-        <w:t>Sum both rows and calculate process cycle efficiency = value-added time / total lead time. Typical service processes run under 10%.</w:t>
+        <w:t>Sum both rows and calculate process cycle efficiency = value-added time / total lead time using the workbook's Waiting Time column. Typical service processes run under 10%.</w:t>
       </w:r>
     </w:p>
     <w:p>
@@ -3870,7 +4080,7 @@
         <w:t xml:space="preserve">7.  </w:t>
       </w:r>
       <w:r>
-        <w:t>Calculate takt time = available working time per shift / customer demand per shift, then compare each step's cycle time against takt.</w:t>
+        <w:t>Calculate takt time = available working time / customer demand (1,350 min/day and 140 orders/day, given in the workbook notes), then compare each step's cycle time against takt.</w:t>
       </w:r>
     </w:p>
     <w:p>
@@ -3930,7 +4140,7 @@
         <w:rPr>
           <w:sz w:val="20"/>
         </w:rPr>
-        <w:t>The full worksheet for this lab is in labs/lab-08-*.md.</w:t>
+        <w:t>The full worksheet and the data files for this lab are in labs/lab-08-value-stream-mapping-takt-time-and-the-eight-wastes/.</w:t>
       </w:r>
     </w:p>
     <w:p/>
@@ -4026,6 +4236,24 @@
           <w:color w:val="1F6FEB"/>
           <w:sz w:val="22"/>
         </w:rPr>
+        <w:t>Data for this lab</w:t>
+      </w:r>
+    </w:p>
+    <w:p>
+      <w:pPr>
+        <w:pStyle w:val="ListBullet"/>
+      </w:pPr>
+      <w:r>
+        <w:t>lab09-data-collection-fields.xlsx — The fields available in the WMS/OMS extract, to be classified by data type and given operational definitions.</w:t>
+      </w:r>
+    </w:p>
+    <w:p>
+      <w:r>
+        <w:rPr>
+          <w:b/>
+          <w:color w:val="1F6FEB"/>
+          <w:sz w:val="22"/>
+        </w:rPr>
         <w:t>Step-by-step</w:t>
       </w:r>
     </w:p>
@@ -4071,7 +4299,7 @@
         <w:t xml:space="preserve">3.  </w:t>
       </w:r>
       <w:r>
-        <w:t>For your project Y and each candidate X, record the data type. Note where a discrete measure could be converted to continuous — always prefer continuous.</w:t>
+        <w:t>Open lab09-data-collection-fields.xlsx and classify every available field as Continuous, Discrete, Nominal or Ordinal in the blank Data Type column.</w:t>
       </w:r>
     </w:p>
     <w:p>
@@ -4176,7 +4404,7 @@
         <w:rPr>
           <w:sz w:val="20"/>
         </w:rPr>
-        <w:t>The full worksheet for this lab is in labs/lab-09-*.md.</w:t>
+        <w:t>The full worksheet and the data files for this lab are in labs/lab-09-data-types-operational-definitions-and-the-data-collection-p/.</w:t>
       </w:r>
     </w:p>
     <w:p/>
@@ -4272,6 +4500,24 @@
           <w:color w:val="1F6FEB"/>
           <w:sz w:val="22"/>
         </w:rPr>
+        <w:t>Data for this lab</w:t>
+      </w:r>
+    </w:p>
+    <w:p>
+      <w:pPr>
+        <w:pStyle w:val="ListBullet"/>
+      </w:pPr>
+      <w:r>
+        <w:t>lab10-sampling-frame.xlsx — The population broken down by shift and carrier, so a stratified sampling plan can be built and proportional sample sizes allocated.</w:t>
+      </w:r>
+    </w:p>
+    <w:p>
+      <w:r>
+        <w:rPr>
+          <w:b/>
+          <w:color w:val="1F6FEB"/>
+          <w:sz w:val="22"/>
+        </w:rPr>
         <w:t>Step-by-step</w:t>
       </w:r>
     </w:p>
@@ -4332,7 +4578,7 @@
         <w:t xml:space="preserve">4.  </w:t>
       </w:r>
       <w:r>
-        <w:t>For continuous data, apply the formula from the deck: n = (1.96s / d)^2, where s is the estimated standard deviation, d is the margin of error and 1.96 gives 95% confidence.</w:t>
+        <w:t>Open lab10-sampling-frame.xlsx for the population by shift and carrier, then apply n = (1.96s / d)^2 using the preliminary standard deviation given in the notes.</w:t>
       </w:r>
     </w:p>
     <w:p>
@@ -4447,7 +4693,7 @@
         <w:rPr>
           <w:sz w:val="20"/>
         </w:rPr>
-        <w:t>The full worksheet for this lab is in labs/lab-10-*.md.</w:t>
+        <w:t>The full worksheet and the data files for this lab are in labs/lab-10-sampling-techniques-and-sample-size-calculation/.</w:t>
       </w:r>
     </w:p>
     <w:p/>
@@ -4543,6 +4789,24 @@
           <w:color w:val="1F6FEB"/>
           <w:sz w:val="22"/>
         </w:rPr>
+        <w:t>Data for this lab</w:t>
+      </w:r>
+    </w:p>
+    <w:p>
+      <w:pPr>
+        <w:pStyle w:val="ListBullet"/>
+      </w:pPr>
+      <w:r>
+        <w:t>lab11-gage-rr-attribute.xlsx — 30 order records classified as On time / Late by three appraisers, twice each, against the known correct attribute. The raw input to the agreement calculations.</w:t>
+      </w:r>
+    </w:p>
+    <w:p>
+      <w:r>
+        <w:rPr>
+          <w:b/>
+          <w:color w:val="1F6FEB"/>
+          <w:sz w:val="22"/>
+        </w:rPr>
         <w:t>Step-by-step</w:t>
       </w:r>
     </w:p>
@@ -4618,7 +4882,7 @@
         <w:t xml:space="preserve">5.  </w:t>
       </w:r>
       <w:r>
-        <w:t>Have two or three appraisers independently classify every sample — for Northwind, classify each order as on-time or late from the system record.</w:t>
+        <w:t>Open lab11-gage-rr-attribute.xlsx — 30 order records already classified On time/Late by three appraisers, twice each, against the known correct attribute.</w:t>
       </w:r>
     </w:p>
     <w:p>
@@ -4648,7 +4912,7 @@
         <w:t xml:space="preserve">7.  </w:t>
       </w:r>
       <w:r>
-        <w:t>Calculate repeatability per appraiser: the percentage of samples where that appraiser agreed with themselves across both trials.</w:t>
+        <w:t>Calculate repeatability per appraiser from the workbook: the percentage of the 30 samples where that appraiser agreed with THEMSELVES across both trials.</w:t>
       </w:r>
     </w:p>
     <w:p>
@@ -4723,7 +4987,7 @@
         <w:rPr>
           <w:sz w:val="20"/>
         </w:rPr>
-        <w:t>The full worksheet for this lab is in labs/lab-11-*.md.</w:t>
+        <w:t>The full worksheet and the data files for this lab are in labs/lab-11-measurement-system-analysis-and-gage-rr/.</w:t>
       </w:r>
     </w:p>
     <w:p/>
@@ -4819,6 +5083,24 @@
           <w:color w:val="1F6FEB"/>
           <w:sz w:val="22"/>
         </w:rPr>
+        <w:t>Data for this lab</w:t>
+      </w:r>
+    </w:p>
+    <w:p>
+      <w:pPr>
+        <w:pStyle w:val="ListBullet"/>
+      </w:pPr>
+      <w:r>
+        <w:t>lab12-process-step-yields.xlsx — Units entering and passing each process step first time, for the classic yield, FPY, RTY and hidden-factory calculations.</w:t>
+      </w:r>
+    </w:p>
+    <w:p>
+      <w:r>
+        <w:rPr>
+          <w:b/>
+          <w:color w:val="1F6FEB"/>
+          <w:sz w:val="22"/>
+        </w:rPr>
         <w:t>Step-by-step</w:t>
       </w:r>
     </w:p>
@@ -4849,7 +5131,7 @@
         <w:t xml:space="preserve">2.  </w:t>
       </w:r>
       <w:r>
-        <w:t>Calculate classic yield: units passing final inspection / units started, expressed as a percentage.</w:t>
+        <w:t>Open lab12-process-step-yields.xlsx. Calculate classic yield: units passing final inspection / units started, as a percentage.</w:t>
       </w:r>
     </w:p>
     <w:p>
@@ -5009,7 +5291,7 @@
         <w:rPr>
           <w:sz w:val="20"/>
         </w:rPr>
-        <w:t>The full worksheet for this lab is in labs/lab-12-*.md.</w:t>
+        <w:t>The full worksheet and the data files for this lab are in labs/lab-12-yield-dpu-dpo-dpmo-rty-and-the-hidden-factory/.</w:t>
       </w:r>
     </w:p>
     <w:p/>
@@ -5105,6 +5387,24 @@
           <w:color w:val="1F6FEB"/>
           <w:sz w:val="22"/>
         </w:rPr>
+        <w:t>Data for this lab</w:t>
+      </w:r>
+    </w:p>
+    <w:p>
+      <w:pPr>
+        <w:pStyle w:val="ListBullet"/>
+      </w:pPr>
+      <w:r>
+        <w:t>lab13-order-lead-times.xlsx — The complete baseline month: 4,200 orders with lead time, status and stratification factors. This is the master dataset used by Labs 13-18 and 23.</w:t>
+      </w:r>
+    </w:p>
+    <w:p>
+      <w:r>
+        <w:rPr>
+          <w:b/>
+          <w:color w:val="1F6FEB"/>
+          <w:sz w:val="22"/>
+        </w:rPr>
         <w:t>Step-by-step</w:t>
       </w:r>
     </w:p>
@@ -5120,7 +5420,7 @@
         <w:t xml:space="preserve">1.  </w:t>
       </w:r>
       <w:r>
-        <w:t>Calculate the measures of central tendency for your baseline data: mean, median and mode. Note which is more resistant to outliers.</w:t>
+        <w:t>Open lab13-order-lead-times.xlsx — all 4,200 baseline orders. Calculate mean, median and mode of the Lead Time column, and note which resists outliers.</w:t>
       </w:r>
     </w:p>
     <w:p>
@@ -5210,7 +5510,7 @@
         <w:t xml:space="preserve">7.  </w:t>
       </w:r>
       <w:r>
-        <w:t>Mark the specification limits (USL and LSL) from your CTQ in Lab 4 onto the histogram and count how many observations fall outside.</w:t>
+        <w:t>Mark USL = 48 hrs and LSL = 0 from your Lab 4 CTQ onto the histogram, then count observations outside — the Status column should confirm exactly 357.</w:t>
       </w:r>
     </w:p>
     <w:p>
@@ -5325,7 +5625,7 @@
         <w:rPr>
           <w:sz w:val="20"/>
         </w:rPr>
-        <w:t>The full worksheet for this lab is in labs/lab-13-*.md.</w:t>
+        <w:t>The full worksheet and the data files for this lab are in labs/lab-13-descriptive-statistics-normality-and-baseline-process-capabi/.</w:t>
       </w:r>
     </w:p>
     <w:p/>
@@ -5516,6 +5816,24 @@
           <w:color w:val="1F6FEB"/>
           <w:sz w:val="22"/>
         </w:rPr>
+        <w:t>Data for this lab</w:t>
+      </w:r>
+    </w:p>
+    <w:p>
+      <w:pPr>
+        <w:pStyle w:val="ListBullet"/>
+      </w:pPr>
+      <w:r>
+        <w:t>lab14-daily-mean-lead-time.xlsx — Mean lead time and late count for each of the 30 days of the baseline month, in time order — the input to the run chart and stability analysis.</w:t>
+      </w:r>
+    </w:p>
+    <w:p>
+      <w:r>
+        <w:rPr>
+          <w:b/>
+          <w:color w:val="1F6FEB"/>
+          <w:sz w:val="22"/>
+        </w:rPr>
         <w:t>Step-by-step</w:t>
       </w:r>
     </w:p>
@@ -5531,7 +5849,7 @@
         <w:t xml:space="preserve">1.  </w:t>
       </w:r>
       <w:r>
-        <w:t>Plot your baseline Y data in time order — time order matters, so never sort the data first.</w:t>
+        <w:t>Open lab14-daily-mean-lead-time.xlsx and plot the 30 daily means in time order — time order matters, so never sort this data.</w:t>
       </w:r>
     </w:p>
     <w:p>
@@ -5711,7 +6029,7 @@
         <w:rPr>
           <w:sz w:val="20"/>
         </w:rPr>
-        <w:t>The full worksheet for this lab is in labs/lab-14-*.md.</w:t>
+        <w:t>The full worksheet and the data files for this lab are in labs/lab-14-variation-run-charts-and-stability-analysis/.</w:t>
       </w:r>
     </w:p>
     <w:p/>
@@ -5807,6 +6125,32 @@
           <w:color w:val="1F6FEB"/>
           <w:sz w:val="22"/>
         </w:rPr>
+        <w:t>Data for this lab</w:t>
+      </w:r>
+    </w:p>
+    <w:p>
+      <w:pPr>
+        <w:pStyle w:val="ListBullet"/>
+      </w:pPr>
+      <w:r>
+        <w:t>lab15-late-causes-pareto.xlsx — Every one of the 357 late orders assigned to a root-cause category, with the cost impact — the input to the Pareto chart and the vital-few decision.</w:t>
+      </w:r>
+    </w:p>
+    <w:p>
+      <w:pPr>
+        <w:pStyle w:val="ListBullet"/>
+      </w:pPr>
+      <w:r>
+        <w:t>lab15-late-by-stratum.xlsx — The same 357 late orders cut by shift and by carrier, to test whether the problem is uniform across the operation or concentrated in particular cells.</w:t>
+      </w:r>
+    </w:p>
+    <w:p>
+      <w:r>
+        <w:rPr>
+          <w:b/>
+          <w:color w:val="1F6FEB"/>
+          <w:sz w:val="22"/>
+        </w:rPr>
         <w:t>Step-by-step</w:t>
       </w:r>
     </w:p>
@@ -5822,7 +6166,7 @@
         <w:t xml:space="preserve">1.  </w:t>
       </w:r>
       <w:r>
-        <w:t>Categorise the defects from your data collection: for Northwind, the reasons orders shipped late.</w:t>
+        <w:t>Open lab15-late-causes-pareto.xlsx — all 357 late orders already assigned to a root-cause category with their cost impact.</w:t>
       </w:r>
     </w:p>
     <w:p>
@@ -5897,7 +6241,7 @@
         <w:t xml:space="preserve">6.  </w:t>
       </w:r>
       <w:r>
-        <w:t>Stratify: rebuild the Pareto separately for each shift, each carrier and each product family.</w:t>
+        <w:t>Open lab15-late-by-stratum.xlsx and rebuild the Pareto separately for each shift and each carrier.</w:t>
       </w:r>
     </w:p>
     <w:p>
@@ -5987,7 +6331,7 @@
         <w:rPr>
           <w:sz w:val="20"/>
         </w:rPr>
-        <w:t>The full worksheet for this lab is in labs/lab-15-*.md.</w:t>
+        <w:t>The full worksheet and the data files for this lab are in labs/lab-15-pareto-analysis-stratification-and-boxplots/.</w:t>
       </w:r>
     </w:p>
     <w:p/>
@@ -6083,6 +6427,24 @@
           <w:color w:val="1F6FEB"/>
           <w:sz w:val="22"/>
         </w:rPr>
+        <w:t>Data for this lab</w:t>
+      </w:r>
+    </w:p>
+    <w:p>
+      <w:pPr>
+        <w:pStyle w:val="ListBullet"/>
+      </w:pPr>
+      <w:r>
+        <w:t>lab16-cause-investigation-log.xlsx — Candidate causes raised by the team in the Fishbone session, ready for 5 Whys drill-down and multi-voting.</w:t>
+      </w:r>
+    </w:p>
+    <w:p>
+      <w:r>
+        <w:rPr>
+          <w:b/>
+          <w:color w:val="1F6FEB"/>
+          <w:sz w:val="22"/>
+        </w:rPr>
         <w:t>Step-by-step</w:t>
       </w:r>
     </w:p>
@@ -6098,7 +6460,7 @@
         <w:t xml:space="preserve">1.  </w:t>
       </w:r>
       <w:r>
-        <w:t>Write the effect — your project problem — in the fish head. State it as a measurable problem, not a vague complaint.</w:t>
+        <w:t>Open lab16-cause-investigation-log.xlsx — ten candidate causes raised by the team. Write the effect in the fish head as a measurable problem, not a vague complaint.</w:t>
       </w:r>
     </w:p>
     <w:p>
@@ -6203,7 +6565,7 @@
         <w:t xml:space="preserve">8.  </w:t>
       </w:r>
       <w:r>
-        <w:t>Run multi-voting to converge: each participant gets N/3 votes to distribute across the candidate causes.</w:t>
+        <w:t>Run multi-voting in the workbook's Team Votes column: each participant gets N/3 votes to distribute across the candidate causes.</w:t>
       </w:r>
     </w:p>
     <w:p>
@@ -6278,7 +6640,7 @@
         <w:rPr>
           <w:sz w:val="20"/>
         </w:rPr>
-        <w:t>The full worksheet for this lab is in labs/lab-16-*.md.</w:t>
+        <w:t>The full worksheet and the data files for this lab are in labs/lab-16-fishbone-5-whys-multivoting-and-cause-prioritisation/.</w:t>
       </w:r>
     </w:p>
     <w:p/>
@@ -6374,6 +6736,32 @@
           <w:color w:val="1F6FEB"/>
           <w:sz w:val="22"/>
         </w:rPr>
+        <w:t>Data for this lab</w:t>
+      </w:r>
+    </w:p>
+    <w:p>
+      <w:pPr>
+        <w:pStyle w:val="ListBullet"/>
+      </w:pPr>
+      <w:r>
+        <w:t>lab17-shift-comparison-samples.xlsx — Two independent random samples of 40 orders each — Night shift and Day shifts — drawn from the baseline month, for the hypothesis test.</w:t>
+      </w:r>
+    </w:p>
+    <w:p>
+      <w:pPr>
+        <w:pStyle w:val="ListBullet"/>
+      </w:pPr>
+      <w:r>
+        <w:t>lab17-cause-count-contingency.xlsx — A contingency table of late and on-time counts by carrier — discrete data, so this one needs a chi-square test of independence rather than a t-test.</w:t>
+      </w:r>
+    </w:p>
+    <w:p>
+      <w:r>
+        <w:rPr>
+          <w:b/>
+          <w:color w:val="1F6FEB"/>
+          <w:sz w:val="22"/>
+        </w:rPr>
         <w:t>Step-by-step</w:t>
       </w:r>
     </w:p>
@@ -6539,7 +6927,7 @@
         <w:t xml:space="preserve">11.  </w:t>
       </w:r>
       <w:r>
-        <w:t>Test your Northwind hypothesis: is the mean order cycle time on the night shift significantly greater than on the day shift? State H0, Ha and the test you selected.</w:t>
+        <w:t>Open lab17-shift-comparison-samples.xlsx — 40 night-shift and 40 day-shift orders. Test whether night-shift mean lead time is significantly greater. State H0, Ha and your chosen test.</w:t>
       </w:r>
     </w:p>
     <w:p>
@@ -6554,7 +6942,7 @@
         <w:t xml:space="preserve">12.  </w:t>
       </w:r>
       <w:r>
-        <w:t>Run the test and read the p-value. Apply the decision rule: if p &lt; alpha, reject H0 and accept Ha; if p &gt; alpha, fail to reject H0.</w:t>
+        <w:t>Run the test and read the p-value. Then repeat the exercise on lab17-cause-count-contingency.xlsx, where the discrete data forces a chi-square test instead. If p &lt; alpha, reject H0.</w:t>
       </w:r>
     </w:p>
     <w:p>
@@ -6629,7 +7017,7 @@
         <w:rPr>
           <w:sz w:val="20"/>
         </w:rPr>
-        <w:t>The full worksheet for this lab is in labs/lab-17-*.md.</w:t>
+        <w:t>The full worksheet and the data files for this lab are in labs/lab-17-hypothesis-testing-test-selection-pvalues-and-conclusions/.</w:t>
       </w:r>
     </w:p>
     <w:p/>
@@ -6725,6 +7113,24 @@
           <w:color w:val="1F6FEB"/>
           <w:sz w:val="22"/>
         </w:rPr>
+        <w:t>Data for this lab</w:t>
+      </w:r>
+    </w:p>
+    <w:p>
+      <w:pPr>
+        <w:pStyle w:val="ListBullet"/>
+      </w:pPr>
+      <w:r>
+        <w:t>lab18-replen-vs-leadtime.xlsx — Daily replenishment backlog (the candidate X) paired with that day's mean lead time (the Y), for the scatter plot, correlation and regression.</w:t>
+      </w:r>
+    </w:p>
+    <w:p>
+      <w:r>
+        <w:rPr>
+          <w:b/>
+          <w:color w:val="1F6FEB"/>
+          <w:sz w:val="22"/>
+        </w:rPr>
         <w:t>Step-by-step</w:t>
       </w:r>
     </w:p>
@@ -6740,7 +7146,7 @@
         <w:t xml:space="preserve">1.  </w:t>
       </w:r>
       <w:r>
-        <w:t>Build a scatter plot with the suspected X on the horizontal axis and the project Y on the vertical axis.</w:t>
+        <w:t>Open lab18-replen-vs-leadtime.xlsx. Build a scatter plot with replenishment backlog (X) on the horizontal axis and mean lead time (Y) on the vertical axis.</w:t>
       </w:r>
     </w:p>
     <w:p>
@@ -6845,7 +7251,7 @@
         <w:t xml:space="preserve">8.  </w:t>
       </w:r>
       <w:r>
-        <w:t>Fit the regression line and record the equation in the form y = mx + c.</w:t>
+        <w:t>Fit the regression line to the workbook data and record the equation in the form y = mx + c — the slope tells you how many hours each extra backlog task adds.</w:t>
       </w:r>
     </w:p>
     <w:p>
@@ -6950,7 +7356,7 @@
         <w:rPr>
           <w:sz w:val="20"/>
         </w:rPr>
-        <w:t>The full worksheet for this lab is in labs/lab-18-*.md.</w:t>
+        <w:t>The full worksheet and the data files for this lab are in labs/lab-18-correlation-regression-and-quantifying-the-xy-relationship/.</w:t>
       </w:r>
     </w:p>
     <w:p/>
@@ -7141,6 +7547,24 @@
           <w:color w:val="1F6FEB"/>
           <w:sz w:val="22"/>
         </w:rPr>
+        <w:t>Data for this lab</w:t>
+      </w:r>
+    </w:p>
+    <w:p>
+      <w:pPr>
+        <w:pStyle w:val="ListBullet"/>
+      </w:pPr>
+      <w:r>
+        <w:t>lab19-improvement-ideas.xlsx — Ideas generated by the team's brainwriting session plus external benchmark findings, ready to be screened in Lab 21.</w:t>
+      </w:r>
+    </w:p>
+    <w:p>
+      <w:r>
+        <w:rPr>
+          <w:b/>
+          <w:color w:val="1F6FEB"/>
+          <w:sz w:val="22"/>
+        </w:rPr>
         <w:t>Step-by-step</w:t>
       </w:r>
     </w:p>
@@ -7156,7 +7580,7 @@
         <w:t xml:space="preserve">1.  </w:t>
       </w:r>
       <w:r>
-        <w:t>List your validated root causes from Lab 17 and 18 — every solution must trace to one of them. Solutions without a cause are pet projects.</w:t>
+        <w:t>List your validated root causes from Labs 17 and 18, then open lab19-improvement-ideas.xlsx — the team's ideas and benchmark findings, each tagged to the cause it targets. Solutions without a cause are pet projects.</w:t>
       </w:r>
     </w:p>
     <w:p>
@@ -7306,7 +7730,7 @@
         <w:rPr>
           <w:sz w:val="20"/>
         </w:rPr>
-        <w:t>The full worksheet for this lab is in labs/lab-19-*.md.</w:t>
+        <w:t>The full worksheet and the data files for this lab are in labs/lab-19-solution-generation-benchmarking-and-brainwriting/.</w:t>
       </w:r>
     </w:p>
     <w:p/>
@@ -7402,6 +7826,24 @@
           <w:color w:val="1F6FEB"/>
           <w:sz w:val="22"/>
         </w:rPr>
+        <w:t>Data for this lab</w:t>
+      </w:r>
+    </w:p>
+    <w:p>
+      <w:pPr>
+        <w:pStyle w:val="ListBullet"/>
+      </w:pPr>
+      <w:r>
+        <w:t>lab20-5s-waste-audit.xlsx — A 5S audit of the four warehouse areas plus the waste walk observations tagged against the eight DOWNTIME wastes.</w:t>
+      </w:r>
+    </w:p>
+    <w:p>
+      <w:r>
+        <w:rPr>
+          <w:b/>
+          <w:color w:val="1F6FEB"/>
+          <w:sz w:val="22"/>
+        </w:rPr>
         <w:t>Step-by-step</w:t>
       </w:r>
     </w:p>
@@ -7417,7 +7859,7 @@
         <w:t xml:space="preserve">1.  </w:t>
       </w:r>
       <w:r>
-        <w:t>Apply 5S to the physical or digital workspace: Sort (remove what is not needed), Set in order (a place for everything), Shine (clean and inspect), Standardise (make it visual), Sustain (audit it).</w:t>
+        <w:t>Open lab20-5s-waste-audit.xlsx — 5S scores for each warehouse area plus the waste walk log. Score each area out of 25; any area under 15 needs a 5S event first.</w:t>
       </w:r>
     </w:p>
     <w:p>
@@ -7582,7 +8024,7 @@
         <w:rPr>
           <w:sz w:val="20"/>
         </w:rPr>
-        <w:t>The full worksheet for this lab is in labs/lab-20-*.md.</w:t>
+        <w:t>The full worksheet and the data files for this lab are in labs/lab-20-lean-countermeasures-5s-pokayoke-pull-jit-and-standard-work/.</w:t>
       </w:r>
     </w:p>
     <w:p/>
@@ -7678,6 +8120,24 @@
           <w:color w:val="1F6FEB"/>
           <w:sz w:val="22"/>
         </w:rPr>
+        <w:t>Data for this lab</w:t>
+      </w:r>
+    </w:p>
+    <w:p>
+      <w:pPr>
+        <w:pStyle w:val="ListBullet"/>
+      </w:pPr>
+      <w:r>
+        <w:t>lab21-solution-selection-scoring.xlsx — The shortlisted ideas from Lab 19 with the weighted criteria to score against and the financial inputs for the cost-benefit analysis.</w:t>
+      </w:r>
+    </w:p>
+    <w:p>
+      <w:r>
+        <w:rPr>
+          <w:b/>
+          <w:color w:val="1F6FEB"/>
+          <w:sz w:val="22"/>
+        </w:rPr>
         <w:t>Step-by-step</w:t>
       </w:r>
     </w:p>
@@ -7693,7 +8153,7 @@
         <w:t xml:space="preserve">1.  </w:t>
       </w:r>
       <w:r>
-        <w:t>List your candidate solutions from Labs 19 and 20 down the rows of the matrix.</w:t>
+        <w:t>Open lab21-solution-selection-scoring.xlsx — the eight shortlisted solutions with their cost and annual benefit, and blank columns to score.</w:t>
       </w:r>
     </w:p>
     <w:p>
@@ -7813,7 +8273,7 @@
         <w:t xml:space="preserve">9.  </w:t>
       </w:r>
       <w:r>
-        <w:t>Run a cost-benefit analysis on the top solution: implementation cost, ongoing cost, expected annual benefit and payback period.</w:t>
+        <w:t>Run the cost-benefit analysis from the workbook: payback period = Est. Cost / (Annual Benefit / 12) in months. Check whether the payback ranking agrees with your weighted-score ranking.</w:t>
       </w:r>
     </w:p>
     <w:p>
@@ -7873,7 +8333,7 @@
         <w:rPr>
           <w:sz w:val="20"/>
         </w:rPr>
-        <w:t>The full worksheet for this lab is in labs/lab-21-*.md.</w:t>
+        <w:t>The full worksheet and the data files for this lab are in labs/lab-21-solution-selection-matrix-and-costbenefit-analysis/.</w:t>
       </w:r>
     </w:p>
     <w:p/>
@@ -7969,6 +8429,32 @@
           <w:color w:val="1F6FEB"/>
           <w:sz w:val="22"/>
         </w:rPr>
+        <w:t>Data for this lab</w:t>
+      </w:r>
+    </w:p>
+    <w:p>
+      <w:pPr>
+        <w:pStyle w:val="ListBullet"/>
+      </w:pPr>
+      <w:r>
+        <w:t>lab22-fmea-worksheet.xlsx — Failure modes for the selected solution, ready to be scored for Severity, Occurrence and Detection, plus the factors and levels for the DOE.</w:t>
+      </w:r>
+    </w:p>
+    <w:p>
+      <w:pPr>
+        <w:pStyle w:val="ListBullet"/>
+      </w:pPr>
+      <w:r>
+        <w:t>lab22-doe-pilot-results.xlsx — The four runs of the 2x2 full factorial pilot, each run for one week, with the resulting mean lead time and late percentage.</w:t>
+      </w:r>
+    </w:p>
+    <w:p>
+      <w:r>
+        <w:rPr>
+          <w:b/>
+          <w:color w:val="1F6FEB"/>
+          <w:sz w:val="22"/>
+        </w:rPr>
         <w:t>Step-by-step</w:t>
       </w:r>
     </w:p>
@@ -8029,7 +8515,7 @@
         <w:t xml:space="preserve">4.  </w:t>
       </w:r>
       <w:r>
-        <w:t>Score Severity 1-10: how serious is the effect on the customer if this failure occurs?</w:t>
+        <w:t>Open lab22-fmea-worksheet.xlsx — six failure modes for the selected solution with blank Sev/Occ/Det columns. Score Severity 1-10: how serious is the effect on the customer?</w:t>
       </w:r>
     </w:p>
     <w:p>
@@ -8074,7 +8560,7 @@
         <w:t xml:space="preserve">7.  </w:t>
       </w:r>
       <w:r>
-        <w:t>Calculate the Risk Priority Number: RPN = Severity x Occurrence x Detection.</w:t>
+        <w:t>Calculate the Risk Priority Number in the workbook's RPN column: RPN = Severity x Occurrence x Detection.</w:t>
       </w:r>
     </w:p>
     <w:p>
@@ -8239,7 +8725,7 @@
         <w:rPr>
           <w:sz w:val="20"/>
         </w:rPr>
-        <w:t>The full worksheet for this lab is in labs/lab-22-*.md.</w:t>
+        <w:t>The full worksheet and the data files for this lab are in labs/lab-22-fmea-risk-priority-numbers-doe-and-piloting/.</w:t>
       </w:r>
     </w:p>
     <w:p/>
@@ -8430,6 +8916,24 @@
           <w:color w:val="1F6FEB"/>
           <w:sz w:val="22"/>
         </w:rPr>
+        <w:t>Data for this lab</w:t>
+      </w:r>
+    </w:p>
+    <w:p>
+      <w:pPr>
+        <w:pStyle w:val="ListBullet"/>
+      </w:pPr>
+      <w:r>
+        <w:t>lab23-spc-subgroups.xlsx — 30 days of post-improvement data, 5 orders sampled per day, for the Xbar-R control chart. One day contains a genuine special cause.</w:t>
+      </w:r>
+    </w:p>
+    <w:p>
+      <w:r>
+        <w:rPr>
+          <w:b/>
+          <w:color w:val="1F6FEB"/>
+          <w:sz w:val="22"/>
+        </w:rPr>
         <w:t>Step-by-step</w:t>
       </w:r>
     </w:p>
@@ -8565,7 +9069,7 @@
         <w:t xml:space="preserve">9.  </w:t>
       </w:r>
       <w:r>
-        <w:t>Build the chart: plot the points in time order, calculate and draw the centre line, then the upper and lower control limits at +/- 3 standard deviations.</w:t>
+        <w:t>Open lab23-spc-subgroups.xlsx — 30 days of post-improvement data, 5 orders per day, with Xbar and Range already computed. Plot in time order and draw the centre line and control limits using A2/D3/D4 for n=5.</w:t>
       </w:r>
     </w:p>
     <w:p>
@@ -8715,7 +9219,7 @@
         <w:rPr>
           <w:sz w:val="20"/>
         </w:rPr>
-        <w:t>The full worksheet for this lab is in labs/lab-23-*.md.</w:t>
+        <w:t>The full worksheet and the data files for this lab are in labs/lab-23-statistical-process-control-chart-selection-and-control-limi/.</w:t>
       </w:r>
     </w:p>
     <w:p/>
@@ -8811,6 +9315,24 @@
           <w:color w:val="1F6FEB"/>
           <w:sz w:val="22"/>
         </w:rPr>
+        <w:t>Data for this lab</w:t>
+      </w:r>
+    </w:p>
+    <w:p>
+      <w:pPr>
+        <w:pStyle w:val="ListBullet"/>
+      </w:pPr>
+      <w:r>
+        <w:t>lab24-control-plan-template.xlsx — The control plan skeleton to complete, with the metrics, owners and reaction triggers agreed at the Improve tollgate.</w:t>
+      </w:r>
+    </w:p>
+    <w:p>
+      <w:r>
+        <w:rPr>
+          <w:b/>
+          <w:color w:val="1F6FEB"/>
+          <w:sz w:val="22"/>
+        </w:rPr>
         <w:t>Step-by-step</w:t>
       </w:r>
     </w:p>
@@ -8826,7 +9348,7 @@
         <w:t xml:space="preserve">1.  </w:t>
       </w:r>
       <w:r>
-        <w:t>Build the control plan table with one row per control point and these columns: process step, CTQ metric, specification, measurement method, sample size, frequency, owner and reaction plan.</w:t>
+        <w:t>Open lab24-control-plan-template.xlsx — six control points with metrics, targets, owners and a blank Reaction Plan column to complete.</w:t>
       </w:r>
     </w:p>
     <w:p>
@@ -9036,7 +9558,7 @@
         <w:rPr>
           <w:sz w:val="20"/>
         </w:rPr>
-        <w:t>The full worksheet for this lab is in labs/lab-24-*.md.</w:t>
+        <w:t>The full worksheet and the data files for this lab are in labs/lab-24-control-plan-sop-visual-management-and-response-plan/.</w:t>
       </w:r>
     </w:p>
     <w:p/>
@@ -9132,6 +9654,24 @@
           <w:color w:val="1F6FEB"/>
           <w:sz w:val="22"/>
         </w:rPr>
+        <w:t>Data for this lab</w:t>
+      </w:r>
+    </w:p>
+    <w:p>
+      <w:pPr>
+        <w:pStyle w:val="ListBullet"/>
+      </w:pPr>
+      <w:r>
+        <w:t>lab25-before-after-verification.xlsx — The baseline month against the post-improvement month, for the verification hypothesis test, the recalculated capability and the A3 storyboard.</w:t>
+      </w:r>
+    </w:p>
+    <w:p>
+      <w:r>
+        <w:rPr>
+          <w:b/>
+          <w:color w:val="1F6FEB"/>
+          <w:sz w:val="22"/>
+        </w:rPr>
         <w:t>Step-by-step</w:t>
       </w:r>
     </w:p>
@@ -9177,7 +9717,7 @@
         <w:t xml:space="preserve">3.  </w:t>
       </w:r>
       <w:r>
-        <w:t>Recalculate Cp and Cpk and compare against the baseline values from Lab 13.</w:t>
+        <w:t>Open lab25-before-after-verification.xlsx — the baseline month against the post-improvement month. Recalculate Cp and Cpk and compare against your Lab 13 baseline.</w:t>
       </w:r>
     </w:p>
     <w:p>
@@ -9387,7 +9927,7 @@
         <w:rPr>
           <w:sz w:val="20"/>
         </w:rPr>
-        <w:t>The full worksheet for this lab is in labs/lab-25-*.md.</w:t>
+        <w:t>The full worksheet and the data files for this lab are in labs/lab-25-verify-the-gain-a3-storyboard-handover-and-project-closure/.</w:t>
       </w:r>
     </w:p>
     <w:p/>

--- a/courseware/LG-Certified Lean Six Sigma Green Belt (CLSSGB) Training.docx
+++ b/courseware/LG-Certified Lean Six Sigma Green Belt (CLSSGB) Training.docx
@@ -608,7 +608,7 @@
         </w:rPr>
         <w:t>Introduction</w:t>
         <w:tab/>
-        <w:t>4</w:t>
+        <w:t>5</w:t>
       </w:r>
     </w:p>
     <w:p>
@@ -627,7 +627,7 @@
         </w:rPr>
         <w:t>Course Learning Outcomes</w:t>
         <w:tab/>
-        <w:t>4</w:t>
+        <w:t>5</w:t>
       </w:r>
     </w:p>
     <w:p>
@@ -646,7 +646,7 @@
         </w:rPr>
         <w:t>Skills Framework Alignment</w:t>
         <w:tab/>
-        <w:t>4</w:t>
+        <w:t>5</w:t>
       </w:r>
     </w:p>
     <w:p>
@@ -665,7 +665,7 @@
         </w:rPr>
         <w:t>Before You Start</w:t>
         <w:tab/>
-        <w:t>4</w:t>
+        <w:t>6</w:t>
       </w:r>
     </w:p>
     <w:p>
@@ -684,7 +684,7 @@
         </w:rPr>
         <w:t>FOUNDATIONS — Six Sigma Foundations &amp; The Green Belt Role  (10%)</w:t>
         <w:tab/>
-        <w:t>4</w:t>
+        <w:t>7</w:t>
       </w:r>
     </w:p>
     <w:p>
@@ -704,7 +704,7 @@
         </w:rPr>
         <w:t>Lab 1 — The Green Belt Role, Project Selection and Business Case  [Core]</w:t>
         <w:tab/>
-        <w:t>4</w:t>
+        <w:t>7</w:t>
       </w:r>
     </w:p>
     <w:p>
@@ -724,7 +724,7 @@
         </w:rPr>
         <w:t>Lab 2 — Y = f(X), Sigma Level, DPMO and the DMAIC Roadmap  [Core]</w:t>
         <w:tab/>
-        <w:t>4</w:t>
+        <w:t>9</w:t>
       </w:r>
     </w:p>
     <w:p>
@@ -743,7 +743,7 @@
         </w:rPr>
         <w:t>DEFINE — Define — Scope the Problem  (18%)</w:t>
         <w:tab/>
-        <w:t>4</w:t>
+        <w:t>10</w:t>
       </w:r>
     </w:p>
     <w:p>
@@ -763,7 +763,7 @@
         </w:rPr>
         <w:t>Lab 3 — Voice of the Customer, Affinity Diagram and Kano Analysis  [Core]</w:t>
         <w:tab/>
-        <w:t>4</w:t>
+        <w:t>11</w:t>
       </w:r>
     </w:p>
     <w:p>
@@ -783,7 +783,7 @@
         </w:rPr>
         <w:t>Lab 4 — CTQ Tree — Translating Customer Needs into Measurable Requirements  [Core]</w:t>
         <w:tab/>
-        <w:t>4</w:t>
+        <w:t>12</w:t>
       </w:r>
     </w:p>
     <w:p>
@@ -803,7 +803,7 @@
         </w:rPr>
         <w:t>Lab 5 — Project Charter, Problem Statement, Goal Statement and Scope  [Core]</w:t>
         <w:tab/>
-        <w:t>4</w:t>
+        <w:t>14</w:t>
       </w:r>
     </w:p>
     <w:p>
@@ -823,7 +823,7 @@
         </w:rPr>
         <w:t>Lab 6 — SIPOC, Stakeholder Analysis and RACI  [Core]</w:t>
         <w:tab/>
-        <w:t>4</w:t>
+        <w:t>15</w:t>
       </w:r>
     </w:p>
     <w:p>
@@ -842,7 +842,7 @@
         </w:rPr>
         <w:t>MEASURE — Measure — Quantify Performance  (24%)</w:t>
         <w:tab/>
-        <w:t>4</w:t>
+        <w:t>17</w:t>
       </w:r>
     </w:p>
     <w:p>
@@ -862,7 +862,7 @@
         </w:rPr>
         <w:t>Lab 7 — Detailed Process Mapping and Swimlane Analysis  [Core]</w:t>
         <w:tab/>
-        <w:t>4</w:t>
+        <w:t>18</w:t>
       </w:r>
     </w:p>
     <w:p>
@@ -882,7 +882,7 @@
         </w:rPr>
         <w:t>Lab 8 — Value Stream Mapping, Takt Time and the Eight Wastes  [Core]</w:t>
         <w:tab/>
-        <w:t>4</w:t>
+        <w:t>19</w:t>
       </w:r>
     </w:p>
     <w:p>
@@ -902,7 +902,7 @@
         </w:rPr>
         <w:t>Lab 9 — Data Types, Operational Definitions and the Data Collection Plan  [Core]</w:t>
         <w:tab/>
-        <w:t>4</w:t>
+        <w:t>21</w:t>
       </w:r>
     </w:p>
     <w:p>
@@ -922,7 +922,7 @@
         </w:rPr>
         <w:t>Lab 10 — Sampling Techniques and Sample Size Calculation  [Core]</w:t>
         <w:tab/>
-        <w:t>4</w:t>
+        <w:t>23</w:t>
       </w:r>
     </w:p>
     <w:p>
@@ -942,7 +942,7 @@
         </w:rPr>
         <w:t>Lab 11 — Measurement System Analysis and Gage R&amp;R  [Core]</w:t>
         <w:tab/>
-        <w:t>4</w:t>
+        <w:t>24</w:t>
       </w:r>
     </w:p>
     <w:p>
@@ -962,7 +962,7 @@
         </w:rPr>
         <w:t>Lab 12 — Yield, DPU, DPO, DPMO, RTY and the Hidden Factory  [Core]</w:t>
         <w:tab/>
-        <w:t>4</w:t>
+        <w:t>26</w:t>
       </w:r>
     </w:p>
     <w:p>
@@ -982,7 +982,7 @@
         </w:rPr>
         <w:t>Lab 13 — Descriptive Statistics, Normality and Baseline Process Capability  [Core]</w:t>
         <w:tab/>
-        <w:t>4</w:t>
+        <w:t>28</w:t>
       </w:r>
     </w:p>
     <w:p>
@@ -1001,7 +1001,7 @@
         </w:rPr>
         <w:t>ANALYZE — Analyze — Find and Prove the Root Cause  (26%)</w:t>
         <w:tab/>
-        <w:t>4</w:t>
+        <w:t>30</w:t>
       </w:r>
     </w:p>
     <w:p>
@@ -1021,7 +1021,7 @@
         </w:rPr>
         <w:t>Lab 14 — Variation, Run Charts and Stability Analysis  [Core]</w:t>
         <w:tab/>
-        <w:t>4</w:t>
+        <w:t>30</w:t>
       </w:r>
     </w:p>
     <w:p>
@@ -1041,7 +1041,7 @@
         </w:rPr>
         <w:t>Lab 15 — Pareto Analysis, Stratification and Boxplots  [Core]</w:t>
         <w:tab/>
-        <w:t>4</w:t>
+        <w:t>32</w:t>
       </w:r>
     </w:p>
     <w:p>
@@ -1061,7 +1061,7 @@
         </w:rPr>
         <w:t>Lab 16 — Fishbone, 5 Whys, Multi-Voting and Cause Prioritisation  [Core]</w:t>
         <w:tab/>
-        <w:t>4</w:t>
+        <w:t>34</w:t>
       </w:r>
     </w:p>
     <w:p>
@@ -1081,7 +1081,7 @@
         </w:rPr>
         <w:t>Lab 17 — Hypothesis Testing — Test Selection, p-values and Conclusions  [Core]</w:t>
         <w:tab/>
-        <w:t>4</w:t>
+        <w:t>36</w:t>
       </w:r>
     </w:p>
     <w:p>
@@ -1101,7 +1101,7 @@
         </w:rPr>
         <w:t>Lab 18 — Correlation, Regression and Quantifying the X-Y Relationship  [Core]</w:t>
         <w:tab/>
-        <w:t>4</w:t>
+        <w:t>38</w:t>
       </w:r>
     </w:p>
     <w:p>
@@ -1120,7 +1120,7 @@
         </w:rPr>
         <w:t>IMPROVE — Improve — Select, De-Risk and Pilot the Fix  (12%)</w:t>
         <w:tab/>
-        <w:t>4</w:t>
+        <w:t>40</w:t>
       </w:r>
     </w:p>
     <w:p>
@@ -1140,7 +1140,7 @@
         </w:rPr>
         <w:t>Lab 19 — Solution Generation, Benchmarking and Brainwriting  [Core]</w:t>
         <w:tab/>
-        <w:t>4</w:t>
+        <w:t>41</w:t>
       </w:r>
     </w:p>
     <w:p>
@@ -1160,7 +1160,7 @@
         </w:rPr>
         <w:t>Lab 20 — Lean Countermeasures — 5S, Poka-Yoke, Pull, JIT and Standard Work  [Core]</w:t>
         <w:tab/>
-        <w:t>4</w:t>
+        <w:t>42</w:t>
       </w:r>
     </w:p>
     <w:p>
@@ -1180,7 +1180,7 @@
         </w:rPr>
         <w:t>Lab 21 — Solution Selection Matrix and Cost-Benefit Analysis  [Core]</w:t>
         <w:tab/>
-        <w:t>4</w:t>
+        <w:t>44</w:t>
       </w:r>
     </w:p>
     <w:p>
@@ -1200,7 +1200,7 @@
         </w:rPr>
         <w:t>Lab 22 — FMEA, Risk Priority Numbers, DOE and Piloting  [Core]</w:t>
         <w:tab/>
-        <w:t>4</w:t>
+        <w:t>46</w:t>
       </w:r>
     </w:p>
     <w:p>
@@ -1219,7 +1219,7 @@
         </w:rPr>
         <w:t>CONTROL — Control — Hold the Gain  (10%)</w:t>
         <w:tab/>
-        <w:t>4</w:t>
+        <w:t>48</w:t>
       </w:r>
     </w:p>
     <w:p>
@@ -1239,7 +1239,7 @@
         </w:rPr>
         <w:t>Lab 23 — Statistical Process Control — Chart Selection and Control Limits  [Core]</w:t>
         <w:tab/>
-        <w:t>4</w:t>
+        <w:t>49</w:t>
       </w:r>
     </w:p>
     <w:p>
@@ -1259,7 +1259,7 @@
         </w:rPr>
         <w:t>Lab 24 — Control Plan, SOP, Visual Management and Response Plan  [Core]</w:t>
         <w:tab/>
-        <w:t>4</w:t>
+        <w:t>51</w:t>
       </w:r>
     </w:p>
     <w:p>
@@ -1279,7 +1279,7 @@
         </w:rPr>
         <w:t>Lab 25 — Verify the Gain, A3 Storyboard, Handover and Project Closure  [Core]</w:t>
         <w:tab/>
-        <w:t>4</w:t>
+        <w:t>53</w:t>
       </w:r>
     </w:p>
     <w:p>
@@ -1298,7 +1298,7 @@
         </w:rPr>
         <w:t>Quick Reference — Formulas You Should Know</w:t>
         <w:tab/>
-        <w:t>5</w:t>
+        <w:t>55</w:t>
       </w:r>
     </w:p>
     <w:p>
@@ -1317,7 +1317,7 @@
         </w:rPr>
         <w:t>Quick Reference — The Eight Wastes (DOWNTIME)</w:t>
         <w:tab/>
-        <w:t>5</w:t>
+        <w:t>56</w:t>
       </w:r>
     </w:p>
     <w:p>
@@ -1336,7 +1336,7 @@
         </w:rPr>
         <w:t>Preparing for the Assessment</w:t>
         <w:tab/>
-        <w:t>5</w:t>
+        <w:t>56</w:t>
       </w:r>
     </w:p>
     <w:p>
@@ -1355,7 +1355,7 @@
         </w:rPr>
         <w:t>Glossary</w:t>
         <w:tab/>
-        <w:t>5</w:t>
+        <w:t>57</w:t>
       </w:r>
     </w:p>
     <w:p>
@@ -2060,7 +2060,7 @@
         <w:rPr>
           <w:sz w:val="20"/>
         </w:rPr>
-        <w:t>The full worksheet and the data files for this lab are in labs/lab-01-the-green-belt-role-project-selection-and-business-case/.</w:t>
+        <w:t>The full worksheet and the data files for this lab are in labs/01 - The Green Belt Role, Project Selection and Business Case/.</w:t>
       </w:r>
     </w:p>
     <w:p/>
@@ -2309,7 +2309,7 @@
         <w:rPr>
           <w:sz w:val="20"/>
         </w:rPr>
-        <w:t>The full worksheet and the data files for this lab are in labs/lab-02-y-fx-sigma-level-dpmo-and-the-dmaic-roadmap/.</w:t>
+        <w:t>The full worksheet and the data files for this lab are in labs/02 - Y = f(X), Sigma Level, DPMO and the DMAIC Roadmap/.</w:t>
       </w:r>
     </w:p>
     <w:p/>
@@ -2645,7 +2645,7 @@
         <w:rPr>
           <w:sz w:val="20"/>
         </w:rPr>
-        <w:t>The full worksheet and the data files for this lab are in labs/lab-03-voice-of-the-customer-affinity-diagram-and-kano-analysis/.</w:t>
+        <w:t>The full worksheet and the data files for this lab are in labs/03 - Voice of the Customer, Affinity Diagram and Kano Analysis/.</w:t>
       </w:r>
     </w:p>
     <w:p/>
@@ -2894,7 +2894,7 @@
         <w:rPr>
           <w:sz w:val="20"/>
         </w:rPr>
-        <w:t>The full worksheet and the data files for this lab are in labs/lab-04-ctq-tree-translating-customer-needs-into-measurable-requirem/.</w:t>
+        <w:t>The full worksheet and the data files for this lab are in labs/04 - CTQ Tree — Translating Customer Needs into Measurable Requirements/.</w:t>
       </w:r>
     </w:p>
     <w:p/>
@@ -3158,7 +3158,7 @@
         <w:rPr>
           <w:sz w:val="20"/>
         </w:rPr>
-        <w:t>The full worksheet and the data files for this lab are in labs/lab-05-project-charter-problem-statement-goal-statement-and-scope/.</w:t>
+        <w:t>The full worksheet and the data files for this lab are in labs/05 - Project Charter, Problem Statement, Goal Statement and Scope/.</w:t>
       </w:r>
     </w:p>
     <w:p/>
@@ -3477,7 +3477,7 @@
         <w:rPr>
           <w:sz w:val="20"/>
         </w:rPr>
-        <w:t>The full worksheet and the data files for this lab are in labs/lab-06-sipoc-stakeholder-analysis-and-raci/.</w:t>
+        <w:t>The full worksheet and the data files for this lab are in labs/06 - SIPOC, Stakeholder Analysis and RACI/.</w:t>
       </w:r>
     </w:p>
     <w:p/>
@@ -3861,7 +3861,7 @@
         <w:rPr>
           <w:sz w:val="20"/>
         </w:rPr>
-        <w:t>The full worksheet and the data files for this lab are in labs/lab-07-detailed-process-mapping-and-swimlane-analysis/.</w:t>
+        <w:t>The full worksheet and the data files for this lab are in labs/07 - Detailed Process Mapping and Swimlane Analysis/.</w:t>
       </w:r>
     </w:p>
     <w:p/>
@@ -4140,7 +4140,7 @@
         <w:rPr>
           <w:sz w:val="20"/>
         </w:rPr>
-        <w:t>The full worksheet and the data files for this lab are in labs/lab-08-value-stream-mapping-takt-time-and-the-eight-wastes/.</w:t>
+        <w:t>The full worksheet and the data files for this lab are in labs/08 - Value Stream Mapping, Takt Time and the Eight Wastes/.</w:t>
       </w:r>
     </w:p>
     <w:p/>
@@ -4404,7 +4404,7 @@
         <w:rPr>
           <w:sz w:val="20"/>
         </w:rPr>
-        <w:t>The full worksheet and the data files for this lab are in labs/lab-09-data-types-operational-definitions-and-the-data-collection-p/.</w:t>
+        <w:t>The full worksheet and the data files for this lab are in labs/09 - Data Types, Operational Definitions and the Data Collection Plan/.</w:t>
       </w:r>
     </w:p>
     <w:p/>
@@ -4693,7 +4693,7 @@
         <w:rPr>
           <w:sz w:val="20"/>
         </w:rPr>
-        <w:t>The full worksheet and the data files for this lab are in labs/lab-10-sampling-techniques-and-sample-size-calculation/.</w:t>
+        <w:t>The full worksheet and the data files for this lab are in labs/10 - Sampling Techniques and Sample Size Calculation/.</w:t>
       </w:r>
     </w:p>
     <w:p/>
@@ -4987,7 +4987,7 @@
         <w:rPr>
           <w:sz w:val="20"/>
         </w:rPr>
-        <w:t>The full worksheet and the data files for this lab are in labs/lab-11-measurement-system-analysis-and-gage-rr/.</w:t>
+        <w:t>The full worksheet and the data files for this lab are in labs/11 - Measurement System Analysis and Gage R&amp;R/.</w:t>
       </w:r>
     </w:p>
     <w:p/>
@@ -5291,7 +5291,7 @@
         <w:rPr>
           <w:sz w:val="20"/>
         </w:rPr>
-        <w:t>The full worksheet and the data files for this lab are in labs/lab-12-yield-dpu-dpo-dpmo-rty-and-the-hidden-factory/.</w:t>
+        <w:t>The full worksheet and the data files for this lab are in labs/12 - Yield, DPU, DPO, DPMO, RTY and the Hidden Factory/.</w:t>
       </w:r>
     </w:p>
     <w:p/>
@@ -5625,7 +5625,7 @@
         <w:rPr>
           <w:sz w:val="20"/>
         </w:rPr>
-        <w:t>The full worksheet and the data files for this lab are in labs/lab-13-descriptive-statistics-normality-and-baseline-process-capabi/.</w:t>
+        <w:t>The full worksheet and the data files for this lab are in labs/13 - Descriptive Statistics, Normality and Baseline Process Capability/.</w:t>
       </w:r>
     </w:p>
     <w:p/>
@@ -6029,7 +6029,7 @@
         <w:rPr>
           <w:sz w:val="20"/>
         </w:rPr>
-        <w:t>The full worksheet and the data files for this lab are in labs/lab-14-variation-run-charts-and-stability-analysis/.</w:t>
+        <w:t>The full worksheet and the data files for this lab are in labs/14 - Variation, Run Charts and Stability Analysis/.</w:t>
       </w:r>
     </w:p>
     <w:p/>
@@ -6331,7 +6331,7 @@
         <w:rPr>
           <w:sz w:val="20"/>
         </w:rPr>
-        <w:t>The full worksheet and the data files for this lab are in labs/lab-15-pareto-analysis-stratification-and-boxplots/.</w:t>
+        <w:t>The full worksheet and the data files for this lab are in labs/15 - Pareto Analysis, Stratification and Boxplots/.</w:t>
       </w:r>
     </w:p>
     <w:p/>
@@ -6640,7 +6640,7 @@
         <w:rPr>
           <w:sz w:val="20"/>
         </w:rPr>
-        <w:t>The full worksheet and the data files for this lab are in labs/lab-16-fishbone-5-whys-multivoting-and-cause-prioritisation/.</w:t>
+        <w:t>The full worksheet and the data files for this lab are in labs/16 - Fishbone, 5 Whys, Multi-Voting and Cause Prioritisation/.</w:t>
       </w:r>
     </w:p>
     <w:p/>
@@ -7017,7 +7017,7 @@
         <w:rPr>
           <w:sz w:val="20"/>
         </w:rPr>
-        <w:t>The full worksheet and the data files for this lab are in labs/lab-17-hypothesis-testing-test-selection-pvalues-and-conclusions/.</w:t>
+        <w:t>The full worksheet and the data files for this lab are in labs/17 - Hypothesis Testing — Test Selection, p-values and Conclusions/.</w:t>
       </w:r>
     </w:p>
     <w:p/>
@@ -7356,7 +7356,7 @@
         <w:rPr>
           <w:sz w:val="20"/>
         </w:rPr>
-        <w:t>The full worksheet and the data files for this lab are in labs/lab-18-correlation-regression-and-quantifying-the-xy-relationship/.</w:t>
+        <w:t>The full worksheet and the data files for this lab are in labs/18 - Correlation, Regression and Quantifying the X-Y Relationship/.</w:t>
       </w:r>
     </w:p>
     <w:p/>
@@ -7730,7 +7730,7 @@
         <w:rPr>
           <w:sz w:val="20"/>
         </w:rPr>
-        <w:t>The full worksheet and the data files for this lab are in labs/lab-19-solution-generation-benchmarking-and-brainwriting/.</w:t>
+        <w:t>The full worksheet and the data files for this lab are in labs/19 - Solution Generation, Benchmarking and Brainwriting/.</w:t>
       </w:r>
     </w:p>
     <w:p/>
@@ -8024,7 +8024,7 @@
         <w:rPr>
           <w:sz w:val="20"/>
         </w:rPr>
-        <w:t>The full worksheet and the data files for this lab are in labs/lab-20-lean-countermeasures-5s-pokayoke-pull-jit-and-standard-work/.</w:t>
+        <w:t>The full worksheet and the data files for this lab are in labs/20 - Lean Countermeasures — 5S, Poka-Yoke, Pull, JIT and Standard Work/.</w:t>
       </w:r>
     </w:p>
     <w:p/>
@@ -8333,7 +8333,7 @@
         <w:rPr>
           <w:sz w:val="20"/>
         </w:rPr>
-        <w:t>The full worksheet and the data files for this lab are in labs/lab-21-solution-selection-matrix-and-costbenefit-analysis/.</w:t>
+        <w:t>The full worksheet and the data files for this lab are in labs/21 - Solution Selection Matrix and Cost-Benefit Analysis/.</w:t>
       </w:r>
     </w:p>
     <w:p/>
@@ -8725,7 +8725,7 @@
         <w:rPr>
           <w:sz w:val="20"/>
         </w:rPr>
-        <w:t>The full worksheet and the data files for this lab are in labs/lab-22-fmea-risk-priority-numbers-doe-and-piloting/.</w:t>
+        <w:t>The full worksheet and the data files for this lab are in labs/22 - FMEA, Risk Priority Numbers, DOE and Piloting/.</w:t>
       </w:r>
     </w:p>
     <w:p/>
@@ -9219,7 +9219,7 @@
         <w:rPr>
           <w:sz w:val="20"/>
         </w:rPr>
-        <w:t>The full worksheet and the data files for this lab are in labs/lab-23-statistical-process-control-chart-selection-and-control-limi/.</w:t>
+        <w:t>The full worksheet and the data files for this lab are in labs/23 - Statistical Process Control — Chart Selection and Control Limits/.</w:t>
       </w:r>
     </w:p>
     <w:p/>
@@ -9558,7 +9558,7 @@
         <w:rPr>
           <w:sz w:val="20"/>
         </w:rPr>
-        <w:t>The full worksheet and the data files for this lab are in labs/lab-24-control-plan-sop-visual-management-and-response-plan/.</w:t>
+        <w:t>The full worksheet and the data files for this lab are in labs/24 - Control Plan, SOP, Visual Management and Response Plan/.</w:t>
       </w:r>
     </w:p>
     <w:p/>
@@ -9927,7 +9927,7 @@
         <w:rPr>
           <w:sz w:val="20"/>
         </w:rPr>
-        <w:t>The full worksheet and the data files for this lab are in labs/lab-25-verify-the-gain-a3-storyboard-handover-and-project-closure/.</w:t>
+        <w:t>The full worksheet and the data files for this lab are in labs/25 - Verify the Gain, A3 Storyboard, Handover and Project Closure/.</w:t>
       </w:r>
     </w:p>
     <w:p/>
